--- a/courseware/LP-Strategic Mergers and Acquisitions.docx
+++ b/courseware/LP-Strategic Mergers and Acquisitions.docx
@@ -2599,7 +2599,7 @@
         <w:pStyle w:val="Heading3"/>
       </w:pPr>
       <w:r>
-        <w:t>Activity 1 — Bonadio–TGA Deal Thesis and Structure Lab · Slide 41</w:t>
+        <w:t>Activity 1 — Bonadio–TGA Deal Thesis and Structure Activity · Slide 41</w:t>
       </w:r>
     </w:p>
     <w:p>
@@ -2628,7 +2628,7 @@
         <w:pStyle w:val="Heading3"/>
       </w:pPr>
       <w:r>
-        <w:t>Activity 2 — Bonadio–TGA Valuation Triangulation Lab · Slide 45</w:t>
+        <w:t>Activity 2 — Bonadio–TGA Valuation Triangulation Activity · Slide 45</w:t>
       </w:r>
     </w:p>
     <w:p>
@@ -2670,7 +2670,7 @@
         <w:pStyle w:val="Heading3"/>
       </w:pPr>
       <w:r>
-        <w:t>Activity 3 — Bonadio–TGA Three-Year Synergy Forecast Lab · Slide 71</w:t>
+        <w:t>Activity 3 — Bonadio–TGA Three-Year Synergy Forecast Activity · Slide 71</w:t>
       </w:r>
     </w:p>
     <w:p>
@@ -2699,7 +2699,7 @@
         <w:pStyle w:val="Heading3"/>
       </w:pPr>
       <w:r>
-        <w:t>Activity 4 — Bonadio–TGA Pro Forma and Tax Challenge Lab · Slide 75</w:t>
+        <w:t>Activity 4 — Bonadio–TGA Pro Forma and Tax Challenge Activity · Slide 75</w:t>
       </w:r>
     </w:p>
     <w:p>
@@ -2741,7 +2741,7 @@
         <w:pStyle w:val="Heading3"/>
       </w:pPr>
       <w:r>
-        <w:t>Activity 5 — Bonadio–TGA Target Screening and Diligence Lab · Slide 101</w:t>
+        <w:t>Activity 5 — Bonadio–TGA Target Screening and Diligence Activity · Slide 101</w:t>
       </w:r>
     </w:p>
     <w:p>
@@ -2770,7 +2770,7 @@
         <w:pStyle w:val="Heading3"/>
       </w:pPr>
       <w:r>
-        <w:t>Activity 6 — Bonadio–TGA M&amp;A Risk Intelligence Lab · Slide 105</w:t>
+        <w:t>Activity 6 — Bonadio–TGA M&amp;A Risk Intelligence Activity · Slide 105</w:t>
       </w:r>
     </w:p>
     <w:p>
@@ -2812,7 +2812,7 @@
         <w:pStyle w:val="Heading3"/>
       </w:pPr>
       <w:r>
-        <w:t>Activity 7 — Bonadio–TGA Integration Program Design Lab · Slide 131</w:t>
+        <w:t>Activity 7 — Bonadio–TGA Integration Program Design Activity · Slide 131</w:t>
       </w:r>
     </w:p>
     <w:p>
@@ -2841,7 +2841,7 @@
         <w:pStyle w:val="Heading3"/>
       </w:pPr>
       <w:r>
-        <w:t>Activity 8 — Bonadio–TGA Culture, Talent and Client Continuity Lab · Slide 135</w:t>
+        <w:t>Activity 8 — Bonadio–TGA Culture, Talent and Client Continuity Activity · Slide 135</w:t>
       </w:r>
     </w:p>
     <w:p>
